--- a/docs/brochure-btp-grand-compte-2026-05.docx
+++ b/docs/brochure-btp-grand-compte-2026-05.docx
@@ -727,7 +727,7 @@
           <w:b/>
           <w:bCs/>
         </w:rPr>
-        <w:t xml:space="preserve">Livraison 3 h chrono à Abidjan</w:t>
+        <w:t xml:space="preserve">Livraison express à Abidjan : 3 heures, 6 heures maximum</w:t>
       </w:r>
       <w:r>
         <w:t xml:space="preserve"> </w:t>
@@ -749,7 +749,7 @@
           <w:b/>
           <w:bCs/>
         </w:rPr>
-        <w:t xml:space="preserve">Livraison J+1 garantie hors Abidjan</w:t>
+        <w:t xml:space="preserve">Livraison prioritaire hors Abidjan</w:t>
       </w:r>
       <w:r>
         <w:t xml:space="preserve"> </w:t>
@@ -772,28 +772,6 @@
       </w:r>
       <w:r>
         <w:t xml:space="preserve">: Tongon, Ity, Bonikro à la demande).</w:t>
-      </w:r>
-    </w:p>
-    <w:p>
-      <w:pPr>
-        <w:pStyle w:val="Compact"/>
-        <w:numPr>
-          <w:ilvl w:val="0"/>
-          <w:numId w:val="1007"/>
-        </w:numPr>
-      </w:pPr>
-      <w:r>
-        <w:rPr>
-          <w:b/>
-          <w:bCs/>
-        </w:rPr>
-        <w:t xml:space="preserve">SLA monétisé</w:t>
-      </w:r>
-      <w:r>
-        <w:t xml:space="preserve"> </w:t>
-      </w:r>
-      <w:r>
-        <w:t xml:space="preserve">: remboursement intégral des frais + 5 000 F de crédit en cas de breach.</w:t>
       </w:r>
     </w:p>
     <w:p>
@@ -1420,7 +1398,7 @@
         <w:t xml:space="preserve"> </w:t>
       </w:r>
       <w:r>
-        <w:t xml:space="preserve">: la valeur d'un jour d'immobilisation d'engin lourd justifie 10 fois le surcoût du SLA 3 h chrono.</w:t>
+        <w:t xml:space="preserve">: la valeur d'un jour d'immobilisation d'engin lourd justifie 10 fois le surcoût de la livraison express 3 h (6 h max).</w:t>
       </w:r>
     </w:p>
     <w:bookmarkEnd w:id="28"/>

--- a/docs/brochure-btp-grand-compte-2026-05.docx
+++ b/docs/brochure-btp-grand-compte-2026-05.docx
@@ -2,7 +2,7 @@
 <file path=word/document.xml><?xml version="1.0" encoding="utf-8"?>
 <w:document xmlns:w="http://schemas.openxmlformats.org/wordprocessingml/2006/main" xmlns:m="http://schemas.openxmlformats.org/officeDocument/2006/math" xmlns:r="http://schemas.openxmlformats.org/officeDocument/2006/relationships" xmlns:o="urn:schemas-microsoft-com:office:office" xmlns:v="urn:schemas-microsoft-com:vml" xmlns:w10="urn:schemas-microsoft-com:office:word" xmlns:a="http://schemas.openxmlformats.org/drawingml/2006/main" xmlns:pic="http://schemas.openxmlformats.org/drawingml/2006/picture" xmlns:wp="http://schemas.openxmlformats.org/drawingml/2006/wordprocessingDrawing">
   <w:body>
-    <w:bookmarkStart w:id="33" w:name="X1947e33962cc7b3d44e36509f9212df7912e2af"/>
+    <w:bookmarkStart w:id="22" w:name="X1947e33962cc7b3d44e36509f9212df7912e2af"/>
     <w:p>
       <w:pPr>
         <w:pStyle w:val="Heading1"/>
@@ -63,7 +63,7 @@
         <w:t xml:space="preserve">(camions bennes, semi-remorques, engins lourds, pickups de chantier) et veulent reprendre le contrôle sur leur budget pièces, leur taux d'immobilisation chantier et leur conformité fiscale DGI.</w:t>
       </w:r>
     </w:p>
-    <w:bookmarkStart w:id="20" w:name="le-problème-à-votre-échelle"/>
+    <w:bookmarkStart w:id="9" w:name="le-problème-à-votre-échelle"/>
     <w:p>
       <w:pPr>
         <w:pStyle w:val="Heading2"/>
@@ -308,8 +308,8 @@
         <w:t xml:space="preserve">. Et c'est avant de compter les pénalités contractuelles évitées.</w:t>
       </w:r>
     </w:p>
-    <w:bookmarkEnd w:id="20"/>
-    <w:bookmarkStart w:id="27" w:name="ce-que-pièces-apporte-à-votre-échelle"/>
+    <w:bookmarkEnd w:id="9"/>
+    <w:bookmarkStart w:id="16" w:name="ce-que-pièces-apporte-à-votre-échelle"/>
     <w:p>
       <w:pPr>
         <w:pStyle w:val="Heading2"/>
@@ -318,7 +318,7 @@
         <w:t xml:space="preserve">Ce que Pièces apporte à votre échelle</w:t>
       </w:r>
     </w:p>
-    <w:bookmarkStart w:id="21" w:name="X5fe7cc502484e6d7e85e2703180326e9ea2f642"/>
+    <w:bookmarkStart w:id="10" w:name="X5fe7cc502484e6d7e85e2703180326e9ea2f642"/>
     <w:p>
       <w:pPr>
         <w:pStyle w:val="Heading3"/>
@@ -399,8 +399,8 @@
         <w:t xml:space="preserve">Workflow retours structuré (référence erronée, défaut constaté en pose, etc.)</w:t>
       </w:r>
     </w:p>
-    <w:bookmarkEnd w:id="21"/>
-    <w:bookmarkStart w:id="22" w:name="Xfa8df42df6b6a9c6d6c3aa45344a565d129244e"/>
+    <w:bookmarkEnd w:id="10"/>
+    <w:bookmarkStart w:id="11" w:name="Xfa8df42df6b6a9c6d6c3aa45344a565d129244e"/>
     <w:p>
       <w:pPr>
         <w:pStyle w:val="Heading3"/>
@@ -497,8 +497,8 @@
         <w:t xml:space="preserve">— coût par catégorie (camions vs engins vs pickups), par chantier, par mois.</w:t>
       </w:r>
     </w:p>
-    <w:bookmarkEnd w:id="22"/>
-    <w:bookmarkStart w:id="23" w:name="X8ae415fae3c734c2cb465899e1544fb73b69d5c"/>
+    <w:bookmarkEnd w:id="11"/>
+    <w:bookmarkStart w:id="12" w:name="X8ae415fae3c734c2cb465899e1544fb73b69d5c"/>
     <w:p>
       <w:pPr>
         <w:pStyle w:val="Heading3"/>
@@ -573,8 +573,8 @@
         <w:t xml:space="preserve">par chantier — le livreur Pièces passe une fois par semaine à San-Pédro / Bouaké / Korhogo selon votre besoin.</w:t>
       </w:r>
     </w:p>
-    <w:bookmarkEnd w:id="23"/>
-    <w:bookmarkStart w:id="24" w:name="X7727fd01a5d8dfd6f5c27773b5a71d12fd71358"/>
+    <w:bookmarkEnd w:id="12"/>
+    <w:bookmarkStart w:id="13" w:name="X7727fd01a5d8dfd6f5c27773b5a71d12fd71358"/>
     <w:p>
       <w:pPr>
         <w:pStyle w:val="Heading3"/>
@@ -696,8 +696,8 @@
         <w:t xml:space="preserve">.</w:t>
       </w:r>
     </w:p>
-    <w:bookmarkEnd w:id="24"/>
-    <w:bookmarkStart w:id="25" w:name="Xa59329fd79ba091c5dab4ae23e16a426ed677a7"/>
+    <w:bookmarkEnd w:id="13"/>
+    <w:bookmarkStart w:id="14" w:name="Xa59329fd79ba091c5dab4ae23e16a426ed677a7"/>
     <w:p>
       <w:pPr>
         <w:pStyle w:val="Heading3"/>
@@ -840,8 +840,8 @@
         <w:t xml:space="preserve">: appel direct, Pièces source la pièce (même hors catalogue, même import express depuis la France ou Dubaï pour les références rares engins lourds) et l'achemine au chantier.</w:t>
       </w:r>
     </w:p>
-    <w:bookmarkEnd w:id="25"/>
-    <w:bookmarkStart w:id="26" w:name="Xbd289c541f9bb9a950e8fd9df633b25617dc010"/>
+    <w:bookmarkEnd w:id="14"/>
+    <w:bookmarkStart w:id="15" w:name="Xbd289c541f9bb9a950e8fd9df633b25617dc010"/>
     <w:p>
       <w:pPr>
         <w:pStyle w:val="Heading3"/>
@@ -898,9 +898,9 @@
         <w:t xml:space="preserve">Webhooks d'événements (commande passée, livrée, retournée)</w:t>
       </w:r>
     </w:p>
-    <w:bookmarkEnd w:id="26"/>
-    <w:bookmarkEnd w:id="27"/>
-    <w:bookmarkStart w:id="28" w:name="Xac2b39f39c0b08458e9de3e2b01dc1e69ab6a0a"/>
+    <w:bookmarkEnd w:id="15"/>
+    <w:bookmarkEnd w:id="16"/>
+    <w:bookmarkStart w:id="17" w:name="Xac2b39f39c0b08458e9de3e2b01dc1e69ab6a0a"/>
     <w:p>
       <w:pPr>
         <w:pStyle w:val="Heading2"/>
@@ -1401,8 +1401,8 @@
         <w:t xml:space="preserve">: la valeur d'un jour d'immobilisation d'engin lourd justifie 10 fois le surcoût de la livraison express 3 h (6 h max).</w:t>
       </w:r>
     </w:p>
-    <w:bookmarkEnd w:id="28"/>
-    <w:bookmarkStart w:id="29" w:name="pourquoi-maintenant"/>
+    <w:bookmarkEnd w:id="17"/>
+    <w:bookmarkStart w:id="18" w:name="pourquoi-maintenant"/>
     <w:p>
       <w:pPr>
         <w:pStyle w:val="Heading2"/>
@@ -1479,8 +1479,8 @@
         <w:t xml:space="preserve">Le marché BTP ivoirien reste tendu — chaque journée gagnée sur un chantier maintient votre marge dans un environnement de pression sur les prix.</w:t>
       </w:r>
     </w:p>
-    <w:bookmarkEnd w:id="29"/>
-    <w:bookmarkStart w:id="30" w:name="prochaines-étapes"/>
+    <w:bookmarkEnd w:id="18"/>
+    <w:bookmarkStart w:id="19" w:name="prochaines-étapes"/>
     <w:p>
       <w:pPr>
         <w:pStyle w:val="Heading2"/>
@@ -1577,8 +1577,8 @@
         <w:t xml:space="preserve">sur l'ensemble du parc — un Liaison senior dédié, intégration GMAO, formation des chefs de chantier, mise en place stock tampon SKU critiques.</w:t>
       </w:r>
     </w:p>
-    <w:bookmarkEnd w:id="30"/>
-    <w:bookmarkStart w:id="32" w:name="contact"/>
+    <w:bookmarkEnd w:id="19"/>
+    <w:bookmarkStart w:id="21" w:name="contact"/>
     <w:p>
       <w:pPr>
         <w:pStyle w:val="Heading2"/>
@@ -1607,7 +1607,7 @@
       <w:r>
         <w:t xml:space="preserve"> </w:t>
       </w:r>
-      <w:hyperlink r:id="rId31">
+      <w:hyperlink r:id="rId20">
         <w:r>
           <w:rPr>
             <w:rStyle w:val="Hyperlink"/>
@@ -1628,9 +1628,13 @@
         <w:t xml:space="preserve">Ce document est confidentiel et destiné exclusivement à [Nom de l'entreprise BTP]. Les projections sont indicatives et fondées sur des hypothèses prudentes pour un mix BTP standard ; l'offre commerciale finale sera adaptée après audit du parc et identification des engins prioritaires.</w:t>
       </w:r>
     </w:p>
-    <w:bookmarkEnd w:id="32"/>
-    <w:bookmarkEnd w:id="33"/>
-    <w:sectPr/>
+    <w:bookmarkEnd w:id="21"/>
+    <w:bookmarkEnd w:id="22"/>
+    <w:sectPr>
+      <w:footnotePr>
+        <w:numRestart w:val="eachSect"/>
+      </w:footnotePr>
+    </w:sectPr>
   </w:body>
 </w:document>
 </file>
@@ -1995,10 +1999,10 @@
   <w:docDefaults>
     <w:rPrDefault>
       <w:rPr>
-        <w:rFonts w:asciiTheme="minorHAnsi" w:cstheme="minorBidi" w:eastAsiaTheme="minorHAnsi" w:hAnsiTheme="minorHAnsi"/>
+        <w:rFonts w:asciiTheme="minorHAnsi" w:cstheme="minorBidi" w:eastAsiaTheme="minorEastAsia" w:hAnsiTheme="minorHAnsi"/>
         <w:sz w:val="24"/>
         <w:szCs w:val="24"/>
-        <w:lang w:bidi="ar-SA" w:eastAsia="en-US" w:val="en-US"/>
+        <w:lang w:bidi="ar-SA" w:eastAsia="zh-CN" w:val="en-US"/>
       </w:rPr>
     </w:rPrDefault>
     <w:pPrDefault>
@@ -2050,8 +2054,6 @@
     </w:pPr>
     <w:rPr>
       <w:rFonts w:asciiTheme="majorHAnsi" w:cstheme="majorBidi" w:eastAsiaTheme="majorEastAsia" w:hAnsiTheme="majorHAnsi"/>
-      <w:spacing w:val="-10"/>
-      <w:kern w:val="28"/>
       <w:sz w:val="56"/>
       <w:szCs w:val="56"/>
     </w:rPr>
@@ -2064,8 +2066,6 @@
     <w:rsid w:val="00A10FD9"/>
     <w:rPr>
       <w:rFonts w:asciiTheme="majorHAnsi" w:cstheme="majorBidi" w:eastAsiaTheme="majorEastAsia" w:hAnsiTheme="majorHAnsi"/>
-      <w:spacing w:val="-10"/>
-      <w:kern w:val="28"/>
       <w:sz w:val="56"/>
       <w:szCs w:val="56"/>
     </w:rPr>
@@ -2106,23 +2106,31 @@
   </w:style>
   <w:style w:customStyle="1" w:styleId="Author" w:type="paragraph">
     <w:name w:val="Author"/>
+    <w:basedOn w:val="Title"/>
     <w:next w:val="BodyText"/>
     <w:qFormat/>
     <w:pPr>
       <w:keepNext/>
       <w:keepLines/>
-      <w:jc w:val="center"/>
     </w:pPr>
+    <w:rPr>
+      <w:sz w:val="24"/>
+      <w:szCs w:val="24"/>
+    </w:rPr>
   </w:style>
   <w:style w:styleId="Date" w:type="paragraph">
     <w:name w:val="Date"/>
+    <w:basedOn w:val="Title"/>
     <w:next w:val="BodyText"/>
     <w:qFormat/>
     <w:pPr>
       <w:keepNext/>
       <w:keepLines/>
-      <w:jc w:val="center"/>
     </w:pPr>
+    <w:rPr>
+      <w:sz w:val="24"/>
+      <w:szCs w:val="24"/>
+    </w:rPr>
   </w:style>
   <w:style w:customStyle="1" w:styleId="AbstractTitle" w:type="paragraph">
     <w:name w:val="Abstract Title"/>
@@ -2535,13 +2543,6 @@
       </w:tblCellMar>
     </w:tblPr>
     <w:tblStylePr w:type="firstRow">
-      <w:tblPr>
-        <w:jc w:val="left"/>
-        <w:tblInd w:type="dxa" w:w="0"/>
-      </w:tblPr>
-      <w:trPr>
-        <w:jc w:val="left"/>
-      </w:trPr>
       <w:tcPr>
         <w:tcBorders>
           <w:bottom w:val="single"/>

--- a/docs/brochure-btp-grand-compte-2026-05.docx
+++ b/docs/brochure-btp-grand-compte-2026-05.docx
@@ -2,7 +2,7 @@
 <file path=word/document.xml><?xml version="1.0" encoding="utf-8"?>
 <w:document xmlns:w="http://schemas.openxmlformats.org/wordprocessingml/2006/main" xmlns:m="http://schemas.openxmlformats.org/officeDocument/2006/math" xmlns:r="http://schemas.openxmlformats.org/officeDocument/2006/relationships" xmlns:o="urn:schemas-microsoft-com:office:office" xmlns:v="urn:schemas-microsoft-com:vml" xmlns:w10="urn:schemas-microsoft-com:office:word" xmlns:a="http://schemas.openxmlformats.org/drawingml/2006/main" xmlns:pic="http://schemas.openxmlformats.org/drawingml/2006/picture" xmlns:wp="http://schemas.openxmlformats.org/drawingml/2006/wordprocessingDrawing">
   <w:body>
-    <w:bookmarkStart w:id="22" w:name="X1947e33962cc7b3d44e36509f9212df7912e2af"/>
+    <w:bookmarkStart w:id="32" w:name="Xb74e99cf95c9a4dbf41027ccd7eb504795f8491"/>
     <w:p>
       <w:pPr>
         <w:pStyle w:val="Heading1"/>
@@ -20,7 +20,7 @@
           <w:i/>
           <w:iCs/>
         </w:rPr>
-        <w:t xml:space="preserve">Édition confidentielle · destinée à [Nom de l'entreprise BTP] · 27 mai 2026</w:t>
+        <w:t xml:space="preserve">Édition confidentielle · destinée à [Nom de l’entreprise BTP] · 27 mai 2026</w:t>
       </w:r>
     </w:p>
     <w:p>
@@ -44,7 +44,7 @@
         <w:t xml:space="preserve"> </w:t>
       </w:r>
       <w:r>
-        <w:t xml:space="preserve">en Côte d'Ivoire qui exploitent</w:t>
+        <w:t xml:space="preserve">en Côte d’Ivoire qui exploitent</w:t>
       </w:r>
       <w:r>
         <w:t xml:space="preserve"> </w:t>
@@ -60,10 +60,10 @@
         <w:t xml:space="preserve"> </w:t>
       </w:r>
       <w:r>
-        <w:t xml:space="preserve">(camions bennes, semi-remorques, engins lourds, pickups de chantier) et veulent reprendre le contrôle sur leur budget pièces, leur taux d'immobilisation chantier et leur conformité fiscale DGI.</w:t>
-      </w:r>
-    </w:p>
-    <w:bookmarkStart w:id="9" w:name="le-problème-à-votre-échelle"/>
+        <w:t xml:space="preserve">(camions bennes, semi-remorques, engins lourds, pickups de chantier) et veulent reprendre le contrôle sur leur budget pièces, leur taux d’immobilisation chantier et leur conformité fiscale DGI.</w:t>
+      </w:r>
+    </w:p>
+    <w:bookmarkStart w:id="20" w:name="le-problème-à-votre-échelle"/>
     <w:p>
       <w:pPr>
         <w:pStyle w:val="Heading2"/>
@@ -103,7 +103,7 @@
           <w:b/>
           <w:bCs/>
         </w:rPr>
-        <w:t xml:space="preserve">chaque jour d'immobilisation d'une pelle, d'une niveleuse ou d'un camion benne</w:t>
+        <w:t xml:space="preserve">chaque jour d’immobilisation d’une pelle, d’une niveleuse ou d’un camion benne</w:t>
       </w:r>
       <w:r>
         <w:t xml:space="preserve"> </w:t>
@@ -121,7 +121,7 @@
         </w:numPr>
       </w:pPr>
       <w:r>
-        <w:t xml:space="preserve">L'équipe associée au repos forcé (chauffeur, manœuvres, mécano)</w:t>
+        <w:t xml:space="preserve">L’équipe associée au repos forcé (chauffeur, manœuvres, mécano)</w:t>
       </w:r>
     </w:p>
     <w:p>
@@ -133,7 +133,7 @@
         </w:numPr>
       </w:pPr>
       <w:r>
-        <w:t xml:space="preserve">Des pénalités contractuelles sur les avancées de chantier (jusqu'à 0,5–1 % du montant du marché par jour de retard)</w:t>
+        <w:t xml:space="preserve">Des pénalités contractuelles sur les avancées de chantier (jusqu’à 0,5–1 % du montant du marché par jour de retard)</w:t>
       </w:r>
     </w:p>
     <w:p>
@@ -153,7 +153,7 @@
         <w:pStyle w:val="FirstParagraph"/>
       </w:pPr>
       <w:r>
-        <w:t xml:space="preserve">Le coût réel d'une journée d'immobilisation d'un engin lourd en chantier oscille entre</w:t>
+        <w:t xml:space="preserve">Le coût réel d’une journée d’immobilisation d’un engin lourd en chantier oscille entre</w:t>
       </w:r>
       <w:r>
         <w:t xml:space="preserve"> </w:t>
@@ -302,14 +302,14 @@
           <w:b/>
           <w:bCs/>
         </w:rPr>
-        <w:t xml:space="preserve">éviter 2 jours d'immobilisation par engin lourd et par an = 50 à 100 millions de FCFA d'opex récupérés</w:t>
-      </w:r>
-      <w:r>
-        <w:t xml:space="preserve">. Et c'est avant de compter les pénalités contractuelles évitées.</w:t>
-      </w:r>
-    </w:p>
-    <w:bookmarkEnd w:id="9"/>
-    <w:bookmarkStart w:id="16" w:name="ce-que-pièces-apporte-à-votre-échelle"/>
+        <w:t xml:space="preserve">éviter 2 jours d’immobilisation par engin lourd et par an = 50 à 100 millions de FCFA d’opex récupérés</w:t>
+      </w:r>
+      <w:r>
+        <w:t xml:space="preserve">. Et c’est avant de compter les pénalités contractuelles évitées.</w:t>
+      </w:r>
+    </w:p>
+    <w:bookmarkEnd w:id="20"/>
+    <w:bookmarkStart w:id="27" w:name="ce-que-pièces-apporte-à-votre-échelle"/>
     <w:p>
       <w:pPr>
         <w:pStyle w:val="Heading2"/>
@@ -318,7 +318,7 @@
         <w:t xml:space="preserve">Ce que Pièces apporte à votre échelle</w:t>
       </w:r>
     </w:p>
-    <w:bookmarkStart w:id="10" w:name="X5fe7cc502484e6d7e85e2703180326e9ea2f642"/>
+    <w:bookmarkStart w:id="21" w:name="Xbf12c62684481f5e8e77fd17bcf227a2d90a1f0"/>
     <w:p>
       <w:pPr>
         <w:pStyle w:val="Heading3"/>
@@ -399,8 +399,8 @@
         <w:t xml:space="preserve">Workflow retours structuré (référence erronée, défaut constaté en pose, etc.)</w:t>
       </w:r>
     </w:p>
-    <w:bookmarkEnd w:id="10"/>
-    <w:bookmarkStart w:id="11" w:name="Xfa8df42df6b6a9c6d6c3aa45344a565d129244e"/>
+    <w:bookmarkEnd w:id="21"/>
+    <w:bookmarkStart w:id="22" w:name="pilotage-de-flotte-multi-chantiers"/>
     <w:p>
       <w:pPr>
         <w:pStyle w:val="Heading3"/>
@@ -497,8 +497,8 @@
         <w:t xml:space="preserve">— coût par catégorie (camions vs engins vs pickups), par chantier, par mois.</w:t>
       </w:r>
     </w:p>
-    <w:bookmarkEnd w:id="11"/>
-    <w:bookmarkStart w:id="12" w:name="X8ae415fae3c734c2cb465899e1544fb73b69d5c"/>
+    <w:bookmarkEnd w:id="22"/>
+    <w:bookmarkStart w:id="23" w:name="X250c28a31cda89a5ee44a0a21eab6907362110e"/>
     <w:p>
       <w:pPr>
         <w:pStyle w:val="Heading3"/>
@@ -548,7 +548,7 @@
         <w:t xml:space="preserve"> </w:t>
       </w:r>
       <w:r>
-        <w:t xml:space="preserve">: Pièces préreserve chez ses partenaires les SKU critiques sur vos engins prioritaires (vidange Komatsu, filtres Caterpillar, plaquettes camions Volvo). Plus jamais de chantier à l'arrêt sur une référence courante.</w:t>
+        <w:t xml:space="preserve">: Pièces préreserve chez ses partenaires les SKU critiques sur vos engins prioritaires (vidange Komatsu, filtres Caterpillar, plaquettes camions Volvo). Plus jamais de chantier à l’arrêt sur une référence courante.</w:t>
       </w:r>
     </w:p>
     <w:p>
@@ -573,8 +573,8 @@
         <w:t xml:space="preserve">par chantier — le livreur Pièces passe une fois par semaine à San-Pédro / Bouaké / Korhogo selon votre besoin.</w:t>
       </w:r>
     </w:p>
-    <w:bookmarkEnd w:id="12"/>
-    <w:bookmarkStart w:id="13" w:name="X7727fd01a5d8dfd6f5c27773b5a71d12fd71358"/>
+    <w:bookmarkEnd w:id="23"/>
+    <w:bookmarkStart w:id="24" w:name="conformité-fiscale-dgi-à-grande-échelle"/>
     <w:p>
       <w:pPr>
         <w:pStyle w:val="Heading3"/>
@@ -690,14 +690,14 @@
           <w:b/>
           <w:bCs/>
         </w:rPr>
-        <w:t xml:space="preserve">1 à 2 % d'économie d'impôt sur le budget pièces annuel = 3 à 8 M FCFA récupérés</w:t>
+        <w:t xml:space="preserve">1 à 2 % d’économie d’impôt sur le budget pièces annuel = 3 à 8 M FCFA récupérés</w:t>
       </w:r>
       <w:r>
         <w:t xml:space="preserve">.</w:t>
       </w:r>
     </w:p>
-    <w:bookmarkEnd w:id="13"/>
-    <w:bookmarkStart w:id="14" w:name="Xa59329fd79ba091c5dab4ae23e16a426ed677a7"/>
+    <w:bookmarkEnd w:id="24"/>
+    <w:bookmarkStart w:id="25" w:name="couche-urgence-chantier-flotte-pro"/>
     <w:p>
       <w:pPr>
         <w:pStyle w:val="Heading3"/>
@@ -711,7 +711,7 @@
         <w:pStyle w:val="FirstParagraph"/>
       </w:pPr>
       <w:r>
-        <w:t xml:space="preserve">Pour les engins sur lesquels une journée d'immobilisation coûte 200 à 500 000 FCFA :</w:t>
+        <w:t xml:space="preserve">Pour les engins sur lesquels une journée d’immobilisation coûte 200 à 500 000 FCFA :</w:t>
       </w:r>
     </w:p>
     <w:p>
@@ -727,13 +727,13 @@
           <w:b/>
           <w:bCs/>
         </w:rPr>
-        <w:t xml:space="preserve">Livraison express à Abidjan : 3 heures, 6 heures maximum</w:t>
-      </w:r>
-      <w:r>
-        <w:t xml:space="preserve"> </w:t>
-      </w:r>
-      <w:r>
-        <w:t xml:space="preserve">quand la pièce est en stock chez un partenaire.</w:t>
+        <w:t xml:space="preserve">Livraison express prioritaire à Abidjan</w:t>
+      </w:r>
+      <w:r>
+        <w:t xml:space="preserve"> </w:t>
+      </w:r>
+      <w:r>
+        <w:t xml:space="preserve">: notre équipe dédiée livre le plus rapidement possible quand la pièce est en stock chez un partenaire.</w:t>
       </w:r>
     </w:p>
     <w:p>
@@ -793,7 +793,7 @@
         <w:t xml:space="preserve"> </w:t>
       </w:r>
       <w:r>
-        <w:t xml:space="preserve">chez le vendeur en 30 min.</w:t>
+        <w:t xml:space="preserve">chez le vendeur le plus rapidement possible.</w:t>
       </w:r>
     </w:p>
     <w:p>
@@ -837,11 +837,11 @@
         <w:t xml:space="preserve"> </w:t>
       </w:r>
       <w:r>
-        <w:t xml:space="preserve">: appel direct, Pièces source la pièce (même hors catalogue, même import express depuis la France ou Dubaï pour les références rares engins lourds) et l'achemine au chantier.</w:t>
-      </w:r>
-    </w:p>
-    <w:bookmarkEnd w:id="14"/>
-    <w:bookmarkStart w:id="15" w:name="Xbd289c541f9bb9a950e8fd9df633b25617dc010"/>
+        <w:t xml:space="preserve">: appel direct, Pièces source la pièce (même hors catalogue, même import express depuis la France ou Dubaï pour les références rares engins lourds) et l’achemine au chantier.</w:t>
+      </w:r>
+    </w:p>
+    <w:bookmarkEnd w:id="25"/>
+    <w:bookmarkStart w:id="26" w:name="intégration-outils-existants"/>
     <w:p>
       <w:pPr>
         <w:pStyle w:val="Heading3"/>
@@ -895,18 +895,18 @@
         </w:numPr>
       </w:pPr>
       <w:r>
-        <w:t xml:space="preserve">Webhooks d'événements (commande passée, livrée, retournée)</w:t>
-      </w:r>
-    </w:p>
-    <w:bookmarkEnd w:id="15"/>
-    <w:bookmarkEnd w:id="16"/>
-    <w:bookmarkStart w:id="17" w:name="Xac2b39f39c0b08458e9de3e2b01dc1e69ab6a0a"/>
+        <w:t xml:space="preserve">Webhooks d’événements (commande passée, livrée, retournée)</w:t>
+      </w:r>
+    </w:p>
+    <w:bookmarkEnd w:id="26"/>
+    <w:bookmarkEnd w:id="27"/>
+    <w:bookmarkStart w:id="28" w:name="Xac2b39f39c0b08458e9de3e2b01dc1e69ab6a0a"/>
     <w:p>
       <w:pPr>
         <w:pStyle w:val="Heading2"/>
       </w:pPr>
       <w:r>
-        <w:t xml:space="preserve">L'économie projetée pour 800 véhicules BTP</w:t>
+        <w:t xml:space="preserve">L’économie projetée pour 800 véhicules BTP</w:t>
       </w:r>
     </w:p>
     <w:p>
@@ -920,7 +920,8 @@
     <w:tbl>
       <w:tblPr>
         <w:tblStyle w:val="Table"/>
-        <w:tblW w:type="auto" w:w="0"/>
+        <w:tblW w:type="pct" w:w="5000"/>
+        <w:tblLayout w:type="fixed"/>
         <w:tblLook w:firstRow="1" w:lastRow="0" w:firstColumn="0" w:lastColumn="0" w:noHBand="0" w:noVBand="0" w:val="0020"/>
       </w:tblPr>
       <w:tblGrid>
@@ -1166,7 +1167,8 @@
     <w:tbl>
       <w:tblPr>
         <w:tblStyle w:val="Table"/>
-        <w:tblW w:type="auto" w:w="0"/>
+        <w:tblW w:type="pct" w:w="5000"/>
+        <w:tblLayout w:type="fixed"/>
         <w:tblLook w:firstRow="1" w:lastRow="0" w:firstColumn="0" w:lastColumn="0" w:noHBand="0" w:noVBand="0" w:val="0020"/>
       </w:tblPr>
       <w:tblGrid>
@@ -1332,6 +1334,84 @@
       <w:r>
         <w:t xml:space="preserve">ROI net projeté :</w:t>
       </w:r>
+      <w:r>
+        <w:t xml:space="preserve"> </w:t>
+      </w:r>
+      <w:r>
+        <w:t xml:space="preserve">-</w:t>
+      </w:r>
+      <w:r>
+        <w:t xml:space="preserve"> </w:t>
+      </w:r>
+      <w:r>
+        <w:rPr>
+          <w:b/>
+          <w:bCs/>
+        </w:rPr>
+        <w:t xml:space="preserve">Flotte Pro</w:t>
+      </w:r>
+      <w:r>
+        <w:t xml:space="preserve"> </w:t>
+      </w:r>
+      <w:r>
+        <w:t xml:space="preserve">: +165 à +199 M FCFA/an (ROI ×5,1 à ×6,0)</w:t>
+      </w:r>
+      <w:r>
+        <w:t xml:space="preserve"> </w:t>
+      </w:r>
+      <w:r>
+        <w:t xml:space="preserve">-</w:t>
+      </w:r>
+      <w:r>
+        <w:t xml:space="preserve"> </w:t>
+      </w:r>
+      <w:r>
+        <w:rPr>
+          <w:b/>
+          <w:bCs/>
+        </w:rPr>
+        <w:t xml:space="preserve">Flotte Pro +</w:t>
+      </w:r>
+      <w:r>
+        <w:t xml:space="preserve"> </w:t>
+      </w:r>
+      <w:r>
+        <w:t xml:space="preserve">: +125 à +159 M FCFA/an (ROI ×2,6 à ×3,0) — le surcoût du tier + est largement couvert par l’économie d’immobilisation chantier (les pénalités contractuelles évitées ne sont pas comptabilisées dans le tableau, elles s’ajoutent).</w:t>
+      </w:r>
+    </w:p>
+    <w:p>
+      <w:pPr>
+        <w:pStyle w:val="BodyText"/>
+      </w:pPr>
+      <w:r>
+        <w:t xml:space="preserve">À l’échelle BTP,</w:t>
+      </w:r>
+      <w:r>
+        <w:t xml:space="preserve"> </w:t>
+      </w:r>
+      <w:r>
+        <w:rPr>
+          <w:b/>
+          <w:bCs/>
+        </w:rPr>
+        <w:t xml:space="preserve">Flotte Pro + est généralement le bon choix</w:t>
+      </w:r>
+      <w:r>
+        <w:t xml:space="preserve"> </w:t>
+      </w:r>
+      <w:r>
+        <w:t xml:space="preserve">: la valeur d’un jour d’immobilisation d’engin lourd justifie 10 fois le surcoût de la livraison express prioritaire.</w:t>
+      </w:r>
+    </w:p>
+    <w:bookmarkEnd w:id="28"/>
+    <w:bookmarkStart w:id="29" w:name="pourquoi-maintenant"/>
+    <w:p>
+      <w:pPr>
+        <w:pStyle w:val="Heading2"/>
+      </w:pPr>
+      <w:r>
+        <w:t xml:space="preserve">Pourquoi maintenant</w:t>
+      </w:r>
     </w:p>
     <w:p>
       <w:pPr>
@@ -1342,17 +1422,23 @@
         </w:numPr>
       </w:pPr>
       <w:r>
-        <w:rPr>
-          <w:b/>
-          <w:bCs/>
-        </w:rPr>
-        <w:t xml:space="preserve">Flotte Pro</w:t>
-      </w:r>
-      <w:r>
-        <w:t xml:space="preserve"> </w:t>
-      </w:r>
-      <w:r>
-        <w:t xml:space="preserve">: +165 à +199 M FCFA/an (ROI ×5,1 à ×6,0)</w:t>
+        <w:t xml:space="preserve">Pièces lance le packaging entreprise au S1 2026. Vous bénéficiez du</w:t>
+      </w:r>
+      <w:r>
+        <w:t xml:space="preserve"> </w:t>
+      </w:r>
+      <w:r>
+        <w:rPr>
+          <w:b/>
+          <w:bCs/>
+        </w:rPr>
+        <w:t xml:space="preserve">statut de partenaire grand compte BTP</w:t>
+      </w:r>
+      <w:r>
+        <w:t xml:space="preserve"> </w:t>
+      </w:r>
+      <w:r>
+        <w:t xml:space="preserve">— accès direct à l’équipe produit, priorisation des features engins lourds que vous demanderez, conditions de lancement préférentielles sur le contrat-cadre.</w:t>
       </w:r>
     </w:p>
     <w:p>
@@ -1364,17 +1450,143 @@
         </w:numPr>
       </w:pPr>
       <w:r>
-        <w:rPr>
-          <w:b/>
-          <w:bCs/>
-        </w:rPr>
-        <w:t xml:space="preserve">Flotte Pro +</w:t>
-      </w:r>
-      <w:r>
-        <w:t xml:space="preserve"> </w:t>
-      </w:r>
-      <w:r>
-        <w:t xml:space="preserve">: +125 à +159 M FCFA/an (ROI ×2,6 à ×3,0) — le surcoût du tier + est largement couvert par l'économie d'immobilisation chantier (les pénalités contractuelles évitées ne sont pas comptabilisées dans le tableau, elles s'ajoutent).</w:t>
+        <w:t xml:space="preserve">La</w:t>
+      </w:r>
+      <w:r>
+        <w:t xml:space="preserve"> </w:t>
+      </w:r>
+      <w:r>
+        <w:rPr>
+          <w:b/>
+          <w:bCs/>
+        </w:rPr>
+        <w:t xml:space="preserve">garantie ROI 3 mois</w:t>
+      </w:r>
+      <w:r>
+        <w:t xml:space="preserve"> </w:t>
+      </w:r>
+      <w:r>
+        <w:t xml:space="preserve">s’applique : si à 3 mois Flotte Pro n’a pas fait économiser au moins l’équivalent de l’abonnement, Pièces rembourse la dernière mensualité et le contrat est résiliable sans pénalité.</w:t>
+      </w:r>
+    </w:p>
+    <w:p>
+      <w:pPr>
+        <w:pStyle w:val="Compact"/>
+        <w:numPr>
+          <w:ilvl w:val="0"/>
+          <w:numId w:val="1009"/>
+        </w:numPr>
+      </w:pPr>
+      <w:r>
+        <w:t xml:space="preserve">Le marché BTP ivoirien reste tendu — chaque journée gagnée sur un chantier maintient votre marge dans un environnement de pression sur les prix.</w:t>
+      </w:r>
+    </w:p>
+    <w:bookmarkEnd w:id="29"/>
+    <w:bookmarkStart w:id="30" w:name="prochaines-étapes"/>
+    <w:p>
+      <w:pPr>
+        <w:pStyle w:val="Heading2"/>
+      </w:pPr>
+      <w:r>
+        <w:t xml:space="preserve">Prochaines étapes</w:t>
+      </w:r>
+    </w:p>
+    <w:p>
+      <w:pPr>
+        <w:pStyle w:val="Compact"/>
+        <w:numPr>
+          <w:ilvl w:val="0"/>
+          <w:numId w:val="1010"/>
+        </w:numPr>
+      </w:pPr>
+      <w:r>
+        <w:rPr>
+          <w:b/>
+          <w:bCs/>
+        </w:rPr>
+        <w:t xml:space="preserve">Réunion de cadrage</w:t>
+      </w:r>
+      <w:r>
+        <w:t xml:space="preserve"> </w:t>
+      </w:r>
+      <w:r>
+        <w:t xml:space="preserve">(1 h) — audit rapide de votre parc, identification des chantiers prioritaires pour le déploiement initial.</w:t>
+      </w:r>
+    </w:p>
+    <w:p>
+      <w:pPr>
+        <w:pStyle w:val="Compact"/>
+        <w:numPr>
+          <w:ilvl w:val="0"/>
+          <w:numId w:val="1010"/>
+        </w:numPr>
+      </w:pPr>
+      <w:r>
+        <w:rPr>
+          <w:b/>
+          <w:bCs/>
+        </w:rPr>
+        <w:t xml:space="preserve">Déploiement initial</w:t>
+      </w:r>
+      <w:r>
+        <w:t xml:space="preserve"> </w:t>
+      </w:r>
+      <w:r>
+        <w:t xml:space="preserve">sur 1 à 2 chantiers (50 à 100 véhicules/engins) — toutes les fonctionnalités activées, avec mesure des gains dès le premier mois.</w:t>
+      </w:r>
+    </w:p>
+    <w:p>
+      <w:pPr>
+        <w:pStyle w:val="Compact"/>
+        <w:numPr>
+          <w:ilvl w:val="0"/>
+          <w:numId w:val="1010"/>
+        </w:numPr>
+      </w:pPr>
+      <w:r>
+        <w:rPr>
+          <w:b/>
+          <w:bCs/>
+        </w:rPr>
+        <w:t xml:space="preserve">Bilan du déploiement initial + offre commerciale détaillée</w:t>
+      </w:r>
+      <w:r>
+        <w:t xml:space="preserve"> </w:t>
+      </w:r>
+      <w:r>
+        <w:t xml:space="preserve">— projection chiffrée sur votre parc complet, ajustements opérationnels, gouvernance contrat-cadre.</w:t>
+      </w:r>
+    </w:p>
+    <w:p>
+      <w:pPr>
+        <w:pStyle w:val="Compact"/>
+        <w:numPr>
+          <w:ilvl w:val="0"/>
+          <w:numId w:val="1010"/>
+        </w:numPr>
+      </w:pPr>
+      <w:r>
+        <w:rPr>
+          <w:b/>
+          <w:bCs/>
+        </w:rPr>
+        <w:t xml:space="preserve">Roll-out progressif</w:t>
+      </w:r>
+      <w:r>
+        <w:t xml:space="preserve"> </w:t>
+      </w:r>
+      <w:r>
+        <w:t xml:space="preserve">sur l’ensemble du parc — un Liaison senior dédié, intégration GMAO, formation des chefs de chantier, mise en place stock tampon SKU critiques.</w:t>
+      </w:r>
+    </w:p>
+    <w:bookmarkEnd w:id="30"/>
+    <w:bookmarkStart w:id="31" w:name="contact"/>
+    <w:p>
+      <w:pPr>
+        <w:pStyle w:val="Heading2"/>
+      </w:pPr>
+      <w:r>
+        <w:t xml:space="preserve">Contact</w:t>
       </w:r>
     </w:p>
     <w:p>
@@ -1382,216 +1594,6 @@
         <w:pStyle w:val="FirstParagraph"/>
       </w:pPr>
       <w:r>
-        <w:t xml:space="preserve">À l'échelle BTP,</w:t>
-      </w:r>
-      <w:r>
-        <w:t xml:space="preserve"> </w:t>
-      </w:r>
-      <w:r>
-        <w:rPr>
-          <w:b/>
-          <w:bCs/>
-        </w:rPr>
-        <w:t xml:space="preserve">Flotte Pro + est généralement le bon choix</w:t>
-      </w:r>
-      <w:r>
-        <w:t xml:space="preserve"> </w:t>
-      </w:r>
-      <w:r>
-        <w:t xml:space="preserve">: la valeur d'un jour d'immobilisation d'engin lourd justifie 10 fois le surcoût de la livraison express 3 h (6 h max).</w:t>
-      </w:r>
-    </w:p>
-    <w:bookmarkEnd w:id="17"/>
-    <w:bookmarkStart w:id="18" w:name="pourquoi-maintenant"/>
-    <w:p>
-      <w:pPr>
-        <w:pStyle w:val="Heading2"/>
-      </w:pPr>
-      <w:r>
-        <w:t xml:space="preserve">Pourquoi maintenant</w:t>
-      </w:r>
-    </w:p>
-    <w:p>
-      <w:pPr>
-        <w:pStyle w:val="Compact"/>
-        <w:numPr>
-          <w:ilvl w:val="0"/>
-          <w:numId w:val="1010"/>
-        </w:numPr>
-      </w:pPr>
-      <w:r>
-        <w:t xml:space="preserve">Pièces lance le packaging entreprise au S1 2026. Vous bénéficiez du</w:t>
-      </w:r>
-      <w:r>
-        <w:t xml:space="preserve"> </w:t>
-      </w:r>
-      <w:r>
-        <w:rPr>
-          <w:b/>
-          <w:bCs/>
-        </w:rPr>
-        <w:t xml:space="preserve">statut de pilote grand compte BTP</w:t>
-      </w:r>
-      <w:r>
-        <w:t xml:space="preserve"> </w:t>
-      </w:r>
-      <w:r>
-        <w:t xml:space="preserve">— accès direct à l'équipe produit, priorisation des features engins lourds que vous demanderez, conditions de lancement préférentielles sur le contrat-cadre.</w:t>
-      </w:r>
-    </w:p>
-    <w:p>
-      <w:pPr>
-        <w:pStyle w:val="Compact"/>
-        <w:numPr>
-          <w:ilvl w:val="0"/>
-          <w:numId w:val="1010"/>
-        </w:numPr>
-      </w:pPr>
-      <w:r>
-        <w:t xml:space="preserve">La</w:t>
-      </w:r>
-      <w:r>
-        <w:t xml:space="preserve"> </w:t>
-      </w:r>
-      <w:r>
-        <w:rPr>
-          <w:b/>
-          <w:bCs/>
-        </w:rPr>
-        <w:t xml:space="preserve">garantie ROI 3 mois</w:t>
-      </w:r>
-      <w:r>
-        <w:t xml:space="preserve"> </w:t>
-      </w:r>
-      <w:r>
-        <w:t xml:space="preserve">s'applique : si à 3 mois Flotte Pro n'a pas fait économiser au moins l'équivalent de l'abonnement, Pièces rembourse la dernière mensualité et le contrat est résiliable sans pénalité.</w:t>
-      </w:r>
-    </w:p>
-    <w:p>
-      <w:pPr>
-        <w:pStyle w:val="Compact"/>
-        <w:numPr>
-          <w:ilvl w:val="0"/>
-          <w:numId w:val="1010"/>
-        </w:numPr>
-      </w:pPr>
-      <w:r>
-        <w:t xml:space="preserve">Le marché BTP ivoirien reste tendu — chaque journée gagnée sur un chantier maintient votre marge dans un environnement de pression sur les prix.</w:t>
-      </w:r>
-    </w:p>
-    <w:bookmarkEnd w:id="18"/>
-    <w:bookmarkStart w:id="19" w:name="prochaines-étapes"/>
-    <w:p>
-      <w:pPr>
-        <w:pStyle w:val="Heading2"/>
-      </w:pPr>
-      <w:r>
-        <w:t xml:space="preserve">Prochaines étapes</w:t>
-      </w:r>
-    </w:p>
-    <w:p>
-      <w:pPr>
-        <w:pStyle w:val="Compact"/>
-        <w:numPr>
-          <w:ilvl w:val="0"/>
-          <w:numId w:val="1011"/>
-        </w:numPr>
-      </w:pPr>
-      <w:r>
-        <w:rPr>
-          <w:b/>
-          <w:bCs/>
-        </w:rPr>
-        <w:t xml:space="preserve">Réunion de cadrage</w:t>
-      </w:r>
-      <w:r>
-        <w:t xml:space="preserve"> </w:t>
-      </w:r>
-      <w:r>
-        <w:t xml:space="preserve">(1 h) — audit rapide de votre parc, identification des chantiers prioritaires pour le pilote.</w:t>
-      </w:r>
-    </w:p>
-    <w:p>
-      <w:pPr>
-        <w:pStyle w:val="Compact"/>
-        <w:numPr>
-          <w:ilvl w:val="0"/>
-          <w:numId w:val="1011"/>
-        </w:numPr>
-      </w:pPr>
-      <w:r>
-        <w:rPr>
-          <w:b/>
-          <w:bCs/>
-        </w:rPr>
-        <w:t xml:space="preserve">Pilote 30 jours</w:t>
-      </w:r>
-      <w:r>
-        <w:t xml:space="preserve"> </w:t>
-      </w:r>
-      <w:r>
-        <w:t xml:space="preserve">sur 1 à 2 chantiers (50 à 100 véhicules/engins) — toutes les fonctionnalités activées, sans engagement, sans carte bancaire.</w:t>
-      </w:r>
-    </w:p>
-    <w:p>
-      <w:pPr>
-        <w:pStyle w:val="Compact"/>
-        <w:numPr>
-          <w:ilvl w:val="0"/>
-          <w:numId w:val="1011"/>
-        </w:numPr>
-      </w:pPr>
-      <w:r>
-        <w:rPr>
-          <w:b/>
-          <w:bCs/>
-        </w:rPr>
-        <w:t xml:space="preserve">Bilan pilote + offre commerciale détaillée</w:t>
-      </w:r>
-      <w:r>
-        <w:t xml:space="preserve"> </w:t>
-      </w:r>
-      <w:r>
-        <w:t xml:space="preserve">— projection chiffrée sur votre parc complet, ajustements opérationnels, gouvernance contrat-cadre.</w:t>
-      </w:r>
-    </w:p>
-    <w:p>
-      <w:pPr>
-        <w:pStyle w:val="Compact"/>
-        <w:numPr>
-          <w:ilvl w:val="0"/>
-          <w:numId w:val="1011"/>
-        </w:numPr>
-      </w:pPr>
-      <w:r>
-        <w:rPr>
-          <w:b/>
-          <w:bCs/>
-        </w:rPr>
-        <w:t xml:space="preserve">Roll-out progressif</w:t>
-      </w:r>
-      <w:r>
-        <w:t xml:space="preserve"> </w:t>
-      </w:r>
-      <w:r>
-        <w:t xml:space="preserve">sur l'ensemble du parc — un Liaison senior dédié, intégration GMAO, formation des chefs de chantier, mise en place stock tampon SKU critiques.</w:t>
-      </w:r>
-    </w:p>
-    <w:bookmarkEnd w:id="19"/>
-    <w:bookmarkStart w:id="21" w:name="contact"/>
-    <w:p>
-      <w:pPr>
-        <w:pStyle w:val="Heading2"/>
-      </w:pPr>
-      <w:r>
-        <w:t xml:space="preserve">Contact</w:t>
-      </w:r>
-    </w:p>
-    <w:p>
-      <w:pPr>
-        <w:pStyle w:val="FirstParagraph"/>
-      </w:pPr>
-      <w:r>
         <w:rPr>
           <w:b/>
           <w:bCs/>
@@ -1607,14 +1609,9 @@
       <w:r>
         <w:t xml:space="preserve"> </w:t>
       </w:r>
-      <w:hyperlink r:id="rId20">
-        <w:r>
-          <w:rPr>
-            <w:rStyle w:val="Hyperlink"/>
-          </w:rPr>
-          <w:t xml:space="preserve">fernando.kouame@gmail.com</w:t>
-        </w:r>
-      </w:hyperlink>
+      <w:r>
+        <w:t xml:space="preserve">fernando.kouame@gmail.com</w:t>
+      </w:r>
     </w:p>
     <w:p>
       <w:pPr>
@@ -1625,16 +1622,12 @@
           <w:i/>
           <w:iCs/>
         </w:rPr>
-        <w:t xml:space="preserve">Ce document est confidentiel et destiné exclusivement à [Nom de l'entreprise BTP]. Les projections sont indicatives et fondées sur des hypothèses prudentes pour un mix BTP standard ; l'offre commerciale finale sera adaptée après audit du parc et identification des engins prioritaires.</w:t>
-      </w:r>
-    </w:p>
-    <w:bookmarkEnd w:id="21"/>
-    <w:bookmarkEnd w:id="22"/>
-    <w:sectPr>
-      <w:footnotePr>
-        <w:numRestart w:val="eachSect"/>
-      </w:footnotePr>
-    </w:sectPr>
+        <w:t xml:space="preserve">Ce document est confidentiel et destiné exclusivement à [Nom de l’entreprise BTP]. Les projections sont indicatives et fondées sur des hypothèses prudentes pour un mix BTP standard ; l’offre commerciale finale sera adaptée après audit du parc et identification des engins prioritaires.</w:t>
+      </w:r>
+    </w:p>
+    <w:bookmarkEnd w:id="31"/>
+    <w:bookmarkEnd w:id="32"/>
+    <w:sectPr/>
   </w:body>
 </w:document>
 </file>
@@ -1959,9 +1952,6 @@
     <w:abstractNumId w:val="991"/>
   </w:num>
   <w:num w:numId="1010">
-    <w:abstractNumId w:val="991"/>
-  </w:num>
-  <w:num w:numId="1011">
     <w:abstractNumId w:val="99411"/>
     <w:lvlOverride w:ilvl="0">
       <w:startOverride w:val="1"/>
@@ -1999,10 +1989,10 @@
   <w:docDefaults>
     <w:rPrDefault>
       <w:rPr>
-        <w:rFonts w:asciiTheme="minorHAnsi" w:cstheme="minorBidi" w:eastAsiaTheme="minorEastAsia" w:hAnsiTheme="minorHAnsi"/>
+        <w:rFonts w:asciiTheme="minorHAnsi" w:cstheme="minorBidi" w:eastAsiaTheme="minorHAnsi" w:hAnsiTheme="minorHAnsi"/>
         <w:sz w:val="24"/>
         <w:szCs w:val="24"/>
-        <w:lang w:bidi="ar-SA" w:eastAsia="zh-CN" w:val="en-US"/>
+        <w:lang w:bidi="ar-SA" w:eastAsia="en-US" w:val="en-US"/>
       </w:rPr>
     </w:rPrDefault>
     <w:pPrDefault>
@@ -2054,6 +2044,8 @@
     </w:pPr>
     <w:rPr>
       <w:rFonts w:asciiTheme="majorHAnsi" w:cstheme="majorBidi" w:eastAsiaTheme="majorEastAsia" w:hAnsiTheme="majorHAnsi"/>
+      <w:spacing w:val="-10"/>
+      <w:kern w:val="28"/>
       <w:sz w:val="56"/>
       <w:szCs w:val="56"/>
     </w:rPr>
@@ -2066,6 +2058,8 @@
     <w:rsid w:val="00A10FD9"/>
     <w:rPr>
       <w:rFonts w:asciiTheme="majorHAnsi" w:cstheme="majorBidi" w:eastAsiaTheme="majorEastAsia" w:hAnsiTheme="majorHAnsi"/>
+      <w:spacing w:val="-10"/>
+      <w:kern w:val="28"/>
       <w:sz w:val="56"/>
       <w:szCs w:val="56"/>
     </w:rPr>
@@ -2106,31 +2100,23 @@
   </w:style>
   <w:style w:customStyle="1" w:styleId="Author" w:type="paragraph">
     <w:name w:val="Author"/>
-    <w:basedOn w:val="Title"/>
     <w:next w:val="BodyText"/>
     <w:qFormat/>
     <w:pPr>
       <w:keepNext/>
       <w:keepLines/>
+      <w:jc w:val="center"/>
     </w:pPr>
-    <w:rPr>
-      <w:sz w:val="24"/>
-      <w:szCs w:val="24"/>
-    </w:rPr>
   </w:style>
   <w:style w:styleId="Date" w:type="paragraph">
     <w:name w:val="Date"/>
-    <w:basedOn w:val="Title"/>
     <w:next w:val="BodyText"/>
     <w:qFormat/>
     <w:pPr>
       <w:keepNext/>
       <w:keepLines/>
+      <w:jc w:val="center"/>
     </w:pPr>
-    <w:rPr>
-      <w:sz w:val="24"/>
-      <w:szCs w:val="24"/>
-    </w:rPr>
   </w:style>
   <w:style w:customStyle="1" w:styleId="AbstractTitle" w:type="paragraph">
     <w:name w:val="Abstract Title"/>
@@ -2543,6 +2529,13 @@
       </w:tblCellMar>
     </w:tblPr>
     <w:tblStylePr w:type="firstRow">
+      <w:tblPr>
+        <w:jc w:val="left"/>
+        <w:tblInd w:type="dxa" w:w="0"/>
+      </w:tblPr>
+      <w:trPr>
+        <w:jc w:val="left"/>
+      </w:trPr>
       <w:tcPr>
         <w:tcBorders>
           <w:bottom w:val="single"/>

--- a/docs/brochure-btp-grand-compte-2026-05.docx
+++ b/docs/brochure-btp-grand-compte-2026-05.docx
@@ -2,7 +2,7 @@
 <file path=word/document.xml><?xml version="1.0" encoding="utf-8"?>
 <w:document xmlns:w="http://schemas.openxmlformats.org/wordprocessingml/2006/main" xmlns:m="http://schemas.openxmlformats.org/officeDocument/2006/math" xmlns:r="http://schemas.openxmlformats.org/officeDocument/2006/relationships" xmlns:o="urn:schemas-microsoft-com:office:office" xmlns:v="urn:schemas-microsoft-com:vml" xmlns:w10="urn:schemas-microsoft-com:office:word" xmlns:a="http://schemas.openxmlformats.org/drawingml/2006/main" xmlns:pic="http://schemas.openxmlformats.org/drawingml/2006/picture" xmlns:wp="http://schemas.openxmlformats.org/drawingml/2006/wordprocessingDrawing">
   <w:body>
-    <w:bookmarkStart w:id="32" w:name="Xb74e99cf95c9a4dbf41027ccd7eb504795f8491"/>
+    <w:bookmarkStart w:id="33" w:name="X1947e33962cc7b3d44e36509f9212df7912e2af"/>
     <w:p>
       <w:pPr>
         <w:pStyle w:val="Heading1"/>
@@ -20,7 +20,7 @@
           <w:i/>
           <w:iCs/>
         </w:rPr>
-        <w:t xml:space="preserve">Édition confidentielle · destinée à [Nom de l’entreprise BTP] · 27 mai 2026</w:t>
+        <w:t xml:space="preserve">Édition confidentielle · destinée à [Nom de l'entreprise BTP] · 27 mai 2026</w:t>
       </w:r>
     </w:p>
     <w:p>
@@ -44,7 +44,7 @@
         <w:t xml:space="preserve"> </w:t>
       </w:r>
       <w:r>
-        <w:t xml:space="preserve">en Côte d’Ivoire qui exploitent</w:t>
+        <w:t xml:space="preserve">en Côte d'Ivoire qui exploitent</w:t>
       </w:r>
       <w:r>
         <w:t xml:space="preserve"> </w:t>
@@ -60,7 +60,7 @@
         <w:t xml:space="preserve"> </w:t>
       </w:r>
       <w:r>
-        <w:t xml:space="preserve">(camions bennes, semi-remorques, engins lourds, pickups de chantier) et veulent reprendre le contrôle sur leur budget pièces, leur taux d’immobilisation chantier et leur conformité fiscale DGI.</w:t>
+        <w:t xml:space="preserve">(camions bennes, semi-remorques, engins lourds, pickups de chantier) et veulent reprendre le contrôle sur leur budget pièces, leur taux d'immobilisation chantier et leur conformité fiscale DGI.</w:t>
       </w:r>
     </w:p>
     <w:bookmarkStart w:id="20" w:name="le-problème-à-votre-échelle"/>
@@ -103,7 +103,7 @@
           <w:b/>
           <w:bCs/>
         </w:rPr>
-        <w:t xml:space="preserve">chaque jour d’immobilisation d’une pelle, d’une niveleuse ou d’un camion benne</w:t>
+        <w:t xml:space="preserve">chaque jour d'immobilisation d'une pelle, d'une niveleuse ou d'un camion benne</w:t>
       </w:r>
       <w:r>
         <w:t xml:space="preserve"> </w:t>
@@ -121,7 +121,7 @@
         </w:numPr>
       </w:pPr>
       <w:r>
-        <w:t xml:space="preserve">L’équipe associée au repos forcé (chauffeur, manœuvres, mécano)</w:t>
+        <w:t xml:space="preserve">L'équipe associée au repos forcé (chauffeur, manœuvres, mécano)</w:t>
       </w:r>
     </w:p>
     <w:p>
@@ -133,7 +133,7 @@
         </w:numPr>
       </w:pPr>
       <w:r>
-        <w:t xml:space="preserve">Des pénalités contractuelles sur les avancées de chantier (jusqu’à 0,5–1 % du montant du marché par jour de retard)</w:t>
+        <w:t xml:space="preserve">Des pénalités contractuelles sur les avancées de chantier (jusqu'à 0,5–1 % du montant du marché par jour de retard)</w:t>
       </w:r>
     </w:p>
     <w:p>
@@ -153,7 +153,7 @@
         <w:pStyle w:val="FirstParagraph"/>
       </w:pPr>
       <w:r>
-        <w:t xml:space="preserve">Le coût réel d’une journée d’immobilisation d’un engin lourd en chantier oscille entre</w:t>
+        <w:t xml:space="preserve">Le coût réel d'une journée d'immobilisation d'un engin lourd en chantier oscille entre</w:t>
       </w:r>
       <w:r>
         <w:t xml:space="preserve"> </w:t>
@@ -302,10 +302,10 @@
           <w:b/>
           <w:bCs/>
         </w:rPr>
-        <w:t xml:space="preserve">éviter 2 jours d’immobilisation par engin lourd et par an = 50 à 100 millions de FCFA d’opex récupérés</w:t>
-      </w:r>
-      <w:r>
-        <w:t xml:space="preserve">. Et c’est avant de compter les pénalités contractuelles évitées.</w:t>
+        <w:t xml:space="preserve">éviter 2 jours d'immobilisation par engin lourd et par an = 50 à 100 millions de FCFA d'opex récupérés</w:t>
+      </w:r>
+      <w:r>
+        <w:t xml:space="preserve">. Et c'est avant de compter les pénalités contractuelles évitées.</w:t>
       </w:r>
     </w:p>
     <w:bookmarkEnd w:id="20"/>
@@ -318,7 +318,7 @@
         <w:t xml:space="preserve">Ce que Pièces apporte à votre échelle</w:t>
       </w:r>
     </w:p>
-    <w:bookmarkStart w:id="21" w:name="Xbf12c62684481f5e8e77fd17bcf227a2d90a1f0"/>
+    <w:bookmarkStart w:id="21" w:name="X5fe7cc502484e6d7e85e2703180326e9ea2f642"/>
     <w:p>
       <w:pPr>
         <w:pStyle w:val="Heading3"/>
@@ -400,7 +400,7 @@
       </w:r>
     </w:p>
     <w:bookmarkEnd w:id="21"/>
-    <w:bookmarkStart w:id="22" w:name="pilotage-de-flotte-multi-chantiers"/>
+    <w:bookmarkStart w:id="22" w:name="Xfa8df42df6b6a9c6d6c3aa45344a565d129244e"/>
     <w:p>
       <w:pPr>
         <w:pStyle w:val="Heading3"/>
@@ -498,7 +498,7 @@
       </w:r>
     </w:p>
     <w:bookmarkEnd w:id="22"/>
-    <w:bookmarkStart w:id="23" w:name="X250c28a31cda89a5ee44a0a21eab6907362110e"/>
+    <w:bookmarkStart w:id="23" w:name="X8ae415fae3c734c2cb465899e1544fb73b69d5c"/>
     <w:p>
       <w:pPr>
         <w:pStyle w:val="Heading3"/>
@@ -548,7 +548,7 @@
         <w:t xml:space="preserve"> </w:t>
       </w:r>
       <w:r>
-        <w:t xml:space="preserve">: Pièces préreserve chez ses partenaires les SKU critiques sur vos engins prioritaires (vidange Komatsu, filtres Caterpillar, plaquettes camions Volvo). Plus jamais de chantier à l’arrêt sur une référence courante.</w:t>
+        <w:t xml:space="preserve">: Pièces préreserve chez ses partenaires les SKU critiques sur vos engins prioritaires (vidange Komatsu, filtres Caterpillar, plaquettes camions Volvo). Plus jamais de chantier à l'arrêt sur une référence courante.</w:t>
       </w:r>
     </w:p>
     <w:p>
@@ -574,7 +574,7 @@
       </w:r>
     </w:p>
     <w:bookmarkEnd w:id="23"/>
-    <w:bookmarkStart w:id="24" w:name="conformité-fiscale-dgi-à-grande-échelle"/>
+    <w:bookmarkStart w:id="24" w:name="X7727fd01a5d8dfd6f5c27773b5a71d12fd71358"/>
     <w:p>
       <w:pPr>
         <w:pStyle w:val="Heading3"/>
@@ -690,14 +690,14 @@
           <w:b/>
           <w:bCs/>
         </w:rPr>
-        <w:t xml:space="preserve">1 à 2 % d’économie d’impôt sur le budget pièces annuel = 3 à 8 M FCFA récupérés</w:t>
+        <w:t xml:space="preserve">1 à 2 % d'économie d'impôt sur le budget pièces annuel = 3 à 8 M FCFA récupérés</w:t>
       </w:r>
       <w:r>
         <w:t xml:space="preserve">.</w:t>
       </w:r>
     </w:p>
     <w:bookmarkEnd w:id="24"/>
-    <w:bookmarkStart w:id="25" w:name="couche-urgence-chantier-flotte-pro"/>
+    <w:bookmarkStart w:id="25" w:name="Xa59329fd79ba091c5dab4ae23e16a426ed677a7"/>
     <w:p>
       <w:pPr>
         <w:pStyle w:val="Heading3"/>
@@ -711,7 +711,7 @@
         <w:pStyle w:val="FirstParagraph"/>
       </w:pPr>
       <w:r>
-        <w:t xml:space="preserve">Pour les engins sur lesquels une journée d’immobilisation coûte 200 à 500 000 FCFA :</w:t>
+        <w:t xml:space="preserve">Pour les engins sur lesquels une journée d'immobilisation coûte 200 à 500 000 FCFA :</w:t>
       </w:r>
     </w:p>
     <w:p>
@@ -837,11 +837,11 @@
         <w:t xml:space="preserve"> </w:t>
       </w:r>
       <w:r>
-        <w:t xml:space="preserve">: appel direct, Pièces source la pièce (même hors catalogue, même import express depuis la France ou Dubaï pour les références rares engins lourds) et l’achemine au chantier.</w:t>
+        <w:t xml:space="preserve">: appel direct, Pièces source la pièce (même hors catalogue, même import express depuis la France ou Dubaï pour les références rares engins lourds) et l'achemine au chantier.</w:t>
       </w:r>
     </w:p>
     <w:bookmarkEnd w:id="25"/>
-    <w:bookmarkStart w:id="26" w:name="intégration-outils-existants"/>
+    <w:bookmarkStart w:id="26" w:name="Xbd289c541f9bb9a950e8fd9df633b25617dc010"/>
     <w:p>
       <w:pPr>
         <w:pStyle w:val="Heading3"/>
@@ -895,7 +895,7 @@
         </w:numPr>
       </w:pPr>
       <w:r>
-        <w:t xml:space="preserve">Webhooks d’événements (commande passée, livrée, retournée)</w:t>
+        <w:t xml:space="preserve">Webhooks d'événements (commande passée, livrée, retournée)</w:t>
       </w:r>
     </w:p>
     <w:bookmarkEnd w:id="26"/>
@@ -906,7 +906,7 @@
         <w:pStyle w:val="Heading2"/>
       </w:pPr>
       <w:r>
-        <w:t xml:space="preserve">L’économie projetée pour 800 véhicules BTP</w:t>
+        <w:t xml:space="preserve">L'économie projetée pour 800 véhicules BTP</w:t>
       </w:r>
     </w:p>
     <w:p>
@@ -920,8 +920,7 @@
     <w:tbl>
       <w:tblPr>
         <w:tblStyle w:val="Table"/>
-        <w:tblW w:type="pct" w:w="5000"/>
-        <w:tblLayout w:type="fixed"/>
+        <w:tblW w:type="auto" w:w="0"/>
         <w:tblLook w:firstRow="1" w:lastRow="0" w:firstColumn="0" w:lastColumn="0" w:noHBand="0" w:noVBand="0" w:val="0020"/>
       </w:tblPr>
       <w:tblGrid>
@@ -1167,8 +1166,7 @@
     <w:tbl>
       <w:tblPr>
         <w:tblStyle w:val="Table"/>
-        <w:tblW w:type="pct" w:w="5000"/>
-        <w:tblLayout w:type="fixed"/>
+        <w:tblW w:type="auto" w:w="0"/>
         <w:tblLook w:firstRow="1" w:lastRow="0" w:firstColumn="0" w:lastColumn="0" w:noHBand="0" w:noVBand="0" w:val="0020"/>
       </w:tblPr>
       <w:tblGrid>
@@ -1334,15 +1332,15 @@
       <w:r>
         <w:t xml:space="preserve">ROI net projeté :</w:t>
       </w:r>
-      <w:r>
-        <w:t xml:space="preserve"> </w:t>
-      </w:r>
-      <w:r>
-        <w:t xml:space="preserve">-</w:t>
-      </w:r>
-      <w:r>
-        <w:t xml:space="preserve"> </w:t>
-      </w:r>
+    </w:p>
+    <w:p>
+      <w:pPr>
+        <w:pStyle w:val="Compact"/>
+        <w:numPr>
+          <w:ilvl w:val="0"/>
+          <w:numId w:val="1009"/>
+        </w:numPr>
+      </w:pPr>
       <w:r>
         <w:rPr>
           <w:b/>
@@ -1356,15 +1354,15 @@
       <w:r>
         <w:t xml:space="preserve">: +165 à +199 M FCFA/an (ROI ×5,1 à ×6,0)</w:t>
       </w:r>
-      <w:r>
-        <w:t xml:space="preserve"> </w:t>
-      </w:r>
-      <w:r>
-        <w:t xml:space="preserve">-</w:t>
-      </w:r>
-      <w:r>
-        <w:t xml:space="preserve"> </w:t>
-      </w:r>
+    </w:p>
+    <w:p>
+      <w:pPr>
+        <w:pStyle w:val="Compact"/>
+        <w:numPr>
+          <w:ilvl w:val="0"/>
+          <w:numId w:val="1009"/>
+        </w:numPr>
+      </w:pPr>
       <w:r>
         <w:rPr>
           <w:b/>
@@ -1376,15 +1374,15 @@
         <w:t xml:space="preserve"> </w:t>
       </w:r>
       <w:r>
-        <w:t xml:space="preserve">: +125 à +159 M FCFA/an (ROI ×2,6 à ×3,0) — le surcoût du tier + est largement couvert par l’économie d’immobilisation chantier (les pénalités contractuelles évitées ne sont pas comptabilisées dans le tableau, elles s’ajoutent).</w:t>
-      </w:r>
-    </w:p>
-    <w:p>
-      <w:pPr>
-        <w:pStyle w:val="BodyText"/>
-      </w:pPr>
-      <w:r>
-        <w:t xml:space="preserve">À l’échelle BTP,</w:t>
+        <w:t xml:space="preserve">: +125 à +159 M FCFA/an (ROI ×2,6 à ×3,0) — le surcoût du tier + est largement couvert par l'économie d'immobilisation chantier (les pénalités contractuelles évitées ne sont pas comptabilisées dans le tableau, elles s'ajoutent).</w:t>
+      </w:r>
+    </w:p>
+    <w:p>
+      <w:pPr>
+        <w:pStyle w:val="FirstParagraph"/>
+      </w:pPr>
+      <w:r>
+        <w:t xml:space="preserve">À l'échelle BTP,</w:t>
       </w:r>
       <w:r>
         <w:t xml:space="preserve"> </w:t>
@@ -1400,7 +1398,7 @@
         <w:t xml:space="preserve"> </w:t>
       </w:r>
       <w:r>
-        <w:t xml:space="preserve">: la valeur d’un jour d’immobilisation d’engin lourd justifie 10 fois le surcoût de la livraison express prioritaire.</w:t>
+        <w:t xml:space="preserve">: la valeur d'un jour d'immobilisation d'engin lourd justifie 10 fois le surcoût de la livraison express prioritaire.</w:t>
       </w:r>
     </w:p>
     <w:bookmarkEnd w:id="28"/>
@@ -1418,7 +1416,7 @@
         <w:pStyle w:val="Compact"/>
         <w:numPr>
           <w:ilvl w:val="0"/>
-          <w:numId w:val="1009"/>
+          <w:numId w:val="1010"/>
         </w:numPr>
       </w:pPr>
       <w:r>
@@ -1438,15 +1436,15 @@
         <w:t xml:space="preserve"> </w:t>
       </w:r>
       <w:r>
-        <w:t xml:space="preserve">— accès direct à l’équipe produit, priorisation des features engins lourds que vous demanderez, conditions de lancement préférentielles sur le contrat-cadre.</w:t>
-      </w:r>
-    </w:p>
-    <w:p>
-      <w:pPr>
-        <w:pStyle w:val="Compact"/>
-        <w:numPr>
-          <w:ilvl w:val="0"/>
-          <w:numId w:val="1009"/>
+        <w:t xml:space="preserve">— accès direct à l'équipe produit, priorisation des features engins lourds que vous demanderez, conditions de lancement préférentielles sur le contrat-cadre.</w:t>
+      </w:r>
+    </w:p>
+    <w:p>
+      <w:pPr>
+        <w:pStyle w:val="Compact"/>
+        <w:numPr>
+          <w:ilvl w:val="0"/>
+          <w:numId w:val="1010"/>
         </w:numPr>
       </w:pPr>
       <w:r>
@@ -1466,15 +1464,15 @@
         <w:t xml:space="preserve"> </w:t>
       </w:r>
       <w:r>
-        <w:t xml:space="preserve">s’applique : si à 3 mois Flotte Pro n’a pas fait économiser au moins l’équivalent de l’abonnement, Pièces rembourse la dernière mensualité et le contrat est résiliable sans pénalité.</w:t>
-      </w:r>
-    </w:p>
-    <w:p>
-      <w:pPr>
-        <w:pStyle w:val="Compact"/>
-        <w:numPr>
-          <w:ilvl w:val="0"/>
-          <w:numId w:val="1009"/>
+        <w:t xml:space="preserve">s'applique : si à 3 mois Flotte Pro n'a pas fait économiser au moins l'équivalent de l'abonnement, Pièces rembourse la dernière mensualité et le contrat est résiliable sans pénalité.</w:t>
+      </w:r>
+    </w:p>
+    <w:p>
+      <w:pPr>
+        <w:pStyle w:val="Compact"/>
+        <w:numPr>
+          <w:ilvl w:val="0"/>
+          <w:numId w:val="1010"/>
         </w:numPr>
       </w:pPr>
       <w:r>
@@ -1496,7 +1494,7 @@
         <w:pStyle w:val="Compact"/>
         <w:numPr>
           <w:ilvl w:val="0"/>
-          <w:numId w:val="1010"/>
+          <w:numId w:val="1011"/>
         </w:numPr>
       </w:pPr>
       <w:r>
@@ -1518,7 +1516,7 @@
         <w:pStyle w:val="Compact"/>
         <w:numPr>
           <w:ilvl w:val="0"/>
-          <w:numId w:val="1010"/>
+          <w:numId w:val="1011"/>
         </w:numPr>
       </w:pPr>
       <w:r>
@@ -1540,7 +1538,7 @@
         <w:pStyle w:val="Compact"/>
         <w:numPr>
           <w:ilvl w:val="0"/>
-          <w:numId w:val="1010"/>
+          <w:numId w:val="1011"/>
         </w:numPr>
       </w:pPr>
       <w:r>
@@ -1562,7 +1560,7 @@
         <w:pStyle w:val="Compact"/>
         <w:numPr>
           <w:ilvl w:val="0"/>
-          <w:numId w:val="1010"/>
+          <w:numId w:val="1011"/>
         </w:numPr>
       </w:pPr>
       <w:r>
@@ -1576,11 +1574,11 @@
         <w:t xml:space="preserve"> </w:t>
       </w:r>
       <w:r>
-        <w:t xml:space="preserve">sur l’ensemble du parc — un Liaison senior dédié, intégration GMAO, formation des chefs de chantier, mise en place stock tampon SKU critiques.</w:t>
+        <w:t xml:space="preserve">sur l'ensemble du parc — un Liaison senior dédié, intégration GMAO, formation des chefs de chantier, mise en place stock tampon SKU critiques.</w:t>
       </w:r>
     </w:p>
     <w:bookmarkEnd w:id="30"/>
-    <w:bookmarkStart w:id="31" w:name="contact"/>
+    <w:bookmarkStart w:id="32" w:name="contact"/>
     <w:p>
       <w:pPr>
         <w:pStyle w:val="Heading2"/>
@@ -1609,9 +1607,14 @@
       <w:r>
         <w:t xml:space="preserve"> </w:t>
       </w:r>
-      <w:r>
-        <w:t xml:space="preserve">fernando.kouame@gmail.com</w:t>
-      </w:r>
+      <w:hyperlink r:id="rId31">
+        <w:r>
+          <w:rPr>
+            <w:rStyle w:val="Hyperlink"/>
+          </w:rPr>
+          <w:t xml:space="preserve">fernando.kouame@gmail.com</w:t>
+        </w:r>
+      </w:hyperlink>
     </w:p>
     <w:p>
       <w:pPr>
@@ -1622,11 +1625,11 @@
           <w:i/>
           <w:iCs/>
         </w:rPr>
-        <w:t xml:space="preserve">Ce document est confidentiel et destiné exclusivement à [Nom de l’entreprise BTP]. Les projections sont indicatives et fondées sur des hypothèses prudentes pour un mix BTP standard ; l’offre commerciale finale sera adaptée après audit du parc et identification des engins prioritaires.</w:t>
-      </w:r>
-    </w:p>
-    <w:bookmarkEnd w:id="31"/>
+        <w:t xml:space="preserve">Ce document est confidentiel et destiné exclusivement à [Nom de l'entreprise BTP]. Les projections sont indicatives et fondées sur des hypothèses prudentes pour un mix BTP standard ; l'offre commerciale finale sera adaptée après audit du parc et identification des engins prioritaires.</w:t>
+      </w:r>
+    </w:p>
     <w:bookmarkEnd w:id="32"/>
+    <w:bookmarkEnd w:id="33"/>
     <w:sectPr/>
   </w:body>
 </w:document>
@@ -1952,6 +1955,9 @@
     <w:abstractNumId w:val="991"/>
   </w:num>
   <w:num w:numId="1010">
+    <w:abstractNumId w:val="991"/>
+  </w:num>
+  <w:num w:numId="1011">
     <w:abstractNumId w:val="99411"/>
     <w:lvlOverride w:ilvl="0">
       <w:startOverride w:val="1"/>
